--- a/ky/discovery-articles/5.8 Портландцемент.docx
+++ b/ky/discovery-articles/5.8 Портландцемент.docx
@@ -4,527 +4,350 @@
   <w:body>
     <w:p>
       <w:pPr>
-        <w:keepNext/>
-        <w:spacing w:before="280" w:after="120"/>
+        <w:pStyle w:val="Title"/>
+        <w:widowControl/>
       </w:pPr>
       <w:r>
-        <w:rPr>
-          <w:rFonts w:ascii="Calibri" w:hAnsi="Calibri" w:eastAsia="Calibri"/>
-          <w:b/>
-          <w:i w:val="0"/>
-          <w:color w:val="004E8C"/>
-          <w:sz w:val="44"/>
-        </w:rPr>
         <w:t>5.8 Портландцемент</w:t>
       </w:r>
     </w:p>
     <w:p>
       <w:pPr>
-        <w:spacing w:after="80"/>
+        <w:keepNext/>
+        <w:widowControl/>
       </w:pPr>
       <w:r>
         <w:rPr>
-          <w:rFonts w:ascii="Calibri" w:hAnsi="Calibri" w:eastAsia="Calibri"/>
-          <w:b w:val="0"/>
-          <w:i/>
-          <w:color w:val="505050"/>
-          <w:sz w:val="22"/>
+          <w:sz w:val="20"/>
         </w:rPr>
         <w:t>5. Физика, химия жана материалдар</w:t>
       </w:r>
     </w:p>
     <w:p>
       <w:pPr>
-        <w:spacing w:after="200"/>
+        <w:keepNext/>
+        <w:widowControl/>
       </w:pPr>
       <w:r>
         <w:rPr>
-          <w:rFonts w:ascii="Calibri" w:hAnsi="Calibri" w:eastAsia="Calibri"/>
-          <w:b w:val="0"/>
-          <w:i/>
-          <w:sz w:val="22"/>
+          <w:sz w:val="20"/>
         </w:rPr>
-        <w:t>Мезгил: 1824-жыл (Аспдиндин патенти); XIX кылымдын аягынан тартып өнөр жайлык айланма мештер жана темир-бетон | Негизги өкүлдөр: Жозеф Аспдин; мештерди жана бетон технологиясын өнөр жайлык деңгээлге чыгарган кийинки цемент химиктери менен курулуш инженерлери</w:t>
+        <w:t>Мезгил: 1824-жыл (Аспдиндин патенти); XIX кылымдын аягынан айланма мештер жана темир-бетон | Негизги салым кошкондор: Жозеф Аспдин; кийин меш менен бетонду кеңейткен цемент химиктери жана курулуш инженерлери</w:t>
       </w:r>
     </w:p>
     <w:p>
       <w:pPr>
-        <w:spacing w:after="160" w:line="276" w:lineRule="auto"/>
+        <w:widowControl/>
       </w:pPr>
       <w:r>
-        <w:rPr>
-          <w:rFonts w:ascii="Calibri" w:hAnsi="Calibri" w:eastAsia="Calibri"/>
-          <w:b w:val="0"/>
-          <w:i w:val="0"/>
-          <w:sz w:val="22"/>
-        </w:rPr>
-        <w:t>Портландцемент — негизинен ысытылган акиташ менен чоподон алынган күкүм. Ага суу, кум жана шагыл кошулганда имараттарда, жолдордо, көпүрөлөрдө жана дамбаларда колдонулган куюлма таш — бетон пайда болот.</w:t>
+        <w:t>Портландцемент негизинен ысытылган акиташ ташы менен чоподон жасалган күкүм. Ага суу, кум жана таш кошулса, имарат, жол, көпүрө жана дамба үчүн куюлуучу таш — бетон — алынат.</w:t>
       </w:r>
     </w:p>
     <w:p>
       <w:pPr>
-        <w:keepNext/>
-        <w:spacing w:before="240" w:after="120"/>
+        <w:pStyle w:val="Heading1"/>
+        <w:widowControl/>
       </w:pPr>
       <w:r>
-        <w:rPr>
-          <w:rFonts w:ascii="Calibri" w:hAnsi="Calibri" w:eastAsia="Calibri"/>
-          <w:b/>
-          <w:i w:val="0"/>
-          <w:color w:val="004E8C"/>
-          <w:sz w:val="28"/>
-        </w:rPr>
-        <w:t>Негизги фактылар</w:t>
+        <w:t>Негизги маалыматтар</w:t>
       </w:r>
     </w:p>
     <w:p>
       <w:pPr>
         <w:pStyle w:val="ListBullet"/>
+        <w:widowControl/>
       </w:pPr>
       <w:r>
-        <w:rPr>
-          <w:rFonts w:ascii="Calibri" w:hAnsi="Calibri" w:eastAsia="Calibri"/>
-          <w:b w:val="0"/>
-          <w:i w:val="0"/>
-          <w:sz w:val="22"/>
-        </w:rPr>
-        <w:t>Жозеф Аспдин 1824-жылы Англияда портландцементти патенттеп, аны Портленд ташына окшоштуруп атаган</w:t>
+        <w:t>Жозеф Аспдин 1824-жылы Англияда портландцементке патент алып, аны Портленд ташынын аты менен атаган.</w:t>
       </w:r>
     </w:p>
     <w:p>
       <w:pPr>
         <w:pStyle w:val="ListBullet"/>
+        <w:widowControl/>
       </w:pPr>
       <w:r>
-        <w:rPr>
-          <w:rFonts w:ascii="Calibri" w:hAnsi="Calibri" w:eastAsia="Calibri"/>
-          <w:b w:val="0"/>
-          <w:i w:val="0"/>
-          <w:sz w:val="22"/>
-        </w:rPr>
-        <w:t>Акиташ менен чопо күйгүзүлүп клинкер алынат, андан соң ал гипс менен кошо майдаланат</w:t>
+        <w:t>Акиташ ташы менен чопо клинкерге чейин күйгүзүлүп, гипс менен майдаланат.</w:t>
       </w:r>
     </w:p>
     <w:p>
       <w:pPr>
         <w:pStyle w:val="ListBullet"/>
+        <w:widowControl/>
       </w:pPr>
       <w:r>
-        <w:rPr>
-          <w:rFonts w:ascii="Calibri" w:hAnsi="Calibri" w:eastAsia="Calibri"/>
-          <w:b w:val="0"/>
-          <w:i w:val="0"/>
-          <w:sz w:val="22"/>
-        </w:rPr>
-        <w:t>Цементке суу, кум жана ири таш толтургуч кошулганда бетон пайда болот</w:t>
+        <w:t>Цемент суу, кум жана ири таш толтургуч менен аралашканда бетон болот.</w:t>
       </w:r>
     </w:p>
     <w:p>
       <w:pPr>
         <w:pStyle w:val="ListBullet"/>
+        <w:widowControl/>
       </w:pPr>
       <w:r>
-        <w:rPr>
-          <w:rFonts w:ascii="Calibri" w:hAnsi="Calibri" w:eastAsia="Calibri"/>
-          <w:b w:val="0"/>
-          <w:i w:val="0"/>
-          <w:sz w:val="22"/>
-        </w:rPr>
-        <w:t>Темир-бетондо бетондун кысууга чыдамдуулугу болоттун созулууга чыдамдуулугу менен айкалышат</w:t>
+        <w:t>Темир-бетон бетондун кысууга, болоттун тартылууга чыдамдуулугун бириктирет.</w:t>
       </w:r>
     </w:p>
     <w:p>
       <w:pPr>
         <w:pStyle w:val="ListBullet"/>
+        <w:widowControl/>
       </w:pPr>
       <w:r>
-        <w:rPr>
-          <w:rFonts w:ascii="Calibri" w:hAnsi="Calibri" w:eastAsia="Calibri"/>
-          <w:b w:val="0"/>
-          <w:i w:val="0"/>
-          <w:sz w:val="22"/>
-        </w:rPr>
-        <w:t>Цемент өндүрүшү өнөр жайдагы көмүр кычкыл газынын ири булактарынын бири</w:t>
+        <w:t>Цемент өндүрүшү өнөр жайдагы көмүр кычкыл газ чыгындыларынын чоң булагы.</w:t>
       </w:r>
     </w:p>
     <w:p>
       <w:pPr>
-        <w:keepNext/>
-        <w:spacing w:before="240" w:after="120"/>
+        <w:pStyle w:val="Heading1"/>
+        <w:widowControl/>
       </w:pPr>
       <w:r>
-        <w:rPr>
-          <w:rFonts w:ascii="Calibri" w:hAnsi="Calibri" w:eastAsia="Calibri"/>
-          <w:b/>
-          <w:i w:val="0"/>
-          <w:color w:val="004E8C"/>
-          <w:sz w:val="28"/>
-        </w:rPr>
-        <w:t>Бул эмне</w:t>
+        <w:t>Бул эмне?</w:t>
       </w:r>
     </w:p>
     <w:p>
       <w:pPr>
-        <w:spacing w:after="160" w:line="276" w:lineRule="auto"/>
+        <w:widowControl/>
       </w:pPr>
       <w:r>
-        <w:rPr>
-          <w:rFonts w:ascii="Calibri" w:hAnsi="Calibri" w:eastAsia="Calibri"/>
-          <w:b w:val="0"/>
-          <w:i w:val="0"/>
-          <w:sz w:val="22"/>
-        </w:rPr>
-        <w:t>Портландцемент — суу менен реакцияга кирип ката турган гидравликалык байланыштыргыч. Өндүрүштө акиташ менен чопо же сланец ысытылып, клинкер деп аталган катуу тоголоктор алынат. Цемент өтө тез катып калбашы үчүн клинкерге бир аз гипс кошулуп майдаланат. Цемент — байланыштыруучу күкүм, ал эми бетон — цемент, суу, кум жана ири таш аралаштырылган даяр материал. Күнүмдүк тил менен айтканда, цемент жасалма ташты бириктирген желим.</w:t>
+        <w:t>Портландцемент — гидравликалык бириктиргич, башкача айтканда суу менен реакцияга кирип каткан зат. Өндүрүүчүлөр акиташ ташын чопо же сланец менен ысытып, клинкер аталган катуу кесектерди алат. Катуу ылдамдыгын жөнгө салуу үчүн аны аз гипс менен майдалайт. Цемент — бириктирүүчү күкүм; бетон — цемент, суу, кум жана чоңураак таштын аралашмасы. Күнүмдүк тилде цемент жасалма таштын желими.</w:t>
       </w:r>
     </w:p>
     <w:p>
       <w:pPr>
-        <w:keepNext/>
-        <w:spacing w:before="240" w:after="120"/>
+        <w:pStyle w:val="Heading1"/>
+        <w:widowControl/>
       </w:pPr>
       <w:r>
-        <w:rPr>
-          <w:rFonts w:ascii="Calibri" w:hAnsi="Calibri" w:eastAsia="Calibri"/>
-          <w:b/>
-          <w:i w:val="0"/>
-          <w:color w:val="004E8C"/>
-          <w:sz w:val="28"/>
-        </w:rPr>
-        <w:t>Аны ким ачкан же ойлоп тапкан</w:t>
+        <w:t xml:space="preserve">Ким ойлоп тапкан</w:t>
       </w:r>
     </w:p>
     <w:p>
       <w:pPr>
-        <w:spacing w:after="160" w:line="276" w:lineRule="auto"/>
+        <w:widowControl/>
       </w:pPr>
       <w:r>
-        <w:rPr>
-          <w:rFonts w:ascii="Calibri" w:hAnsi="Calibri" w:eastAsia="Calibri"/>
-          <w:b w:val="0"/>
-          <w:i w:val="0"/>
-          <w:sz w:val="22"/>
-        </w:rPr>
-        <w:t>Англиялык кыш кыноочу Жозеф Аспдин 1824-жылы портландцемент деп аталган өнүмдү патенттеген. Ал мындан кыйла мурда белгилүү болгон сууда катуучу акиташка жана жанар тоо күлү кошулган Рим бетонуна таянган. Кийинки өндүрүүчүлөр чийки затты жогорку температурада күйгүзүп, бүгүнкү цементке көбүрөөк окшогон материал алышты. Химиктер, меш долбоорлоочулар жана курулуш инженерлери анын курамын туруктуу, бекемдигин ишенимдүү кылышты. Аспдин белгилүү аталышты берген, бирок азыркы цемент көптөгөн кийинки өркүндөтүүлөрдүн натыйжасы.</w:t>
+        <w:t>Англиялык кыш уста Жозеф Аспдин 1824-жылы «портландцемент» аталган өнүмгө патент алган. Ал мурдагы суу алдында каткан акиташтарга жана жанар тоо күлү кошулган Рим бетонуна таянган. Кийинки өндүрүүчүлөр курамды жогорку температурада күйгүзүп, азыркы цементке жакыныраак материал алган. Химиктер, меш долбоорлоочулар жана курулуш инженерлери курам менен бекемдикти ишенимдүүрөөк кылган. Аспдин белгилүү атын берген, бирок азыркы цемент көп кийинки жакшыртуудан чыккан.</w:t>
       </w:r>
     </w:p>
     <w:p>
       <w:pPr>
-        <w:keepNext/>
-        <w:spacing w:before="240" w:after="120"/>
+        <w:pStyle w:val="Heading1"/>
+        <w:widowControl/>
       </w:pPr>
       <w:r>
-        <w:rPr>
-          <w:rFonts w:ascii="Calibri" w:hAnsi="Calibri" w:eastAsia="Calibri"/>
-          <w:b/>
-          <w:i w:val="0"/>
-          <w:color w:val="004E8C"/>
-          <w:sz w:val="28"/>
-        </w:rPr>
-        <w:t>Качан жана кантип пайда болгон</w:t>
+        <w:t>Качан жана кантип пайда болгон?</w:t>
       </w:r>
     </w:p>
     <w:p>
       <w:pPr>
-        <w:spacing w:after="160" w:line="276" w:lineRule="auto"/>
+        <w:widowControl/>
       </w:pPr>
       <w:r>
-        <w:rPr>
-          <w:rFonts w:ascii="Calibri" w:hAnsi="Calibri" w:eastAsia="Calibri"/>
-          <w:b w:val="0"/>
-          <w:i w:val="0"/>
-          <w:sz w:val="22"/>
-        </w:rPr>
-        <w:t>Аспдиндин патентинен кийин цемент заводдору көбөйө баштады. XIX кылымдын экинчи жарымында жакшы мештер менен майдалоочу жабдуулар өндүрүштү көбөйтүп, сапатты туруктуу кылды. Ичинен ысытылган узун айланма цилиндр түрүндөгү мештер үзгүлтүксүз өндүрүшкө шарт түздү. Ошол эле мезгилде куруучулар бетондун ичине болот арматура сала баштаган. Мындай темир-бетон кысуучу да, созуучу да күчкө туруштук бере алган. XX кылымдагы стандарттар көпүрө, дамба, жол же мунара үчүн керектүү бетон аралашмасын алдын ала белгилөөгө мүмкүндүк берди.</w:t>
+        <w:t>Аспдиндин патентинен кийин цемент заводдору тараган. XIX кылымдын акыркы бөлүгүндө жакшы мештер менен майдалагычтар көлөмдү жана бирдей сапатты өстүргөн. Ичинен ысытылган узун айланма цилиндрлер — айланма мештер — үзгүлтүксүз өндүрүшкө шарт түзгөн. Ошол кезде куруучулар бетон ичине болот таяк киргизе баштаган. Темир-бетон кысуучу да, тартуучу да күчтү көтөргөн. XX кылымдагы стандарттар көпүрө, дамба, жол же мунара үчүн аралашманы так белгилөөгө мүмкүндүк берген.</w:t>
       </w:r>
     </w:p>
     <w:p>
       <w:pPr>
-        <w:keepNext/>
-        <w:spacing w:before="240" w:after="120"/>
+        <w:pStyle w:val="Heading1"/>
+        <w:widowControl/>
       </w:pPr>
       <w:r>
-        <w:rPr>
-          <w:rFonts w:ascii="Calibri" w:hAnsi="Calibri" w:eastAsia="Calibri"/>
-          <w:b/>
-          <w:i w:val="0"/>
-          <w:color w:val="004E8C"/>
-          <w:sz w:val="28"/>
-        </w:rPr>
-        <w:t>Илимий жактан мааниси</w:t>
+        <w:t>Илим үчүн мааниси</w:t>
       </w:r>
     </w:p>
     <w:p>
       <w:pPr>
-        <w:spacing w:after="160" w:line="276" w:lineRule="auto"/>
+        <w:widowControl/>
       </w:pPr>
       <w:r>
-        <w:rPr>
-          <w:rFonts w:ascii="Calibri" w:hAnsi="Calibri" w:eastAsia="Calibri"/>
-          <w:b w:val="0"/>
-          <w:i w:val="0"/>
-          <w:sz w:val="22"/>
-        </w:rPr>
-        <w:t>Цемент химиясы суу күйгүзүлгөн кальций силикаттарына тийгенде эмне болорун түшүндүрдү. Гидратация деп аталган реакцияда аралашманы бириктирген майда гелдер менен кристаллдардын тору пайда болот. Бул ылайдын жөн гана кургашынан көрө токоч бышырууга көбүрөөк окшош: суу химиялык өзгөрүүнүн түздөн-түз катышуучусу. Окумуштуулар катуу убактысын, бөлүнгөн жылуулукту, бекемдикти жана тузга туруктуулукту өлчөөнү үйрөнүштү. Алар бетондун канча кызмат кыларын аныктаган микроскоптук көңдөйлөр менен жаракаларды да изилдешет.</w:t>
+        <w:t>Цемент химиясы суу күйгүзүлгөн кальций силикаттарына кошулганда эмне болорун түшүндүргөн. Гидратация аталган реакция аралашманы бириктирген гелдер менен кристаллдардын майда торун түзөт. Бул ылайдын кургашынан көрө торт бышырууга жакыныраак: суу химиялык өзгөрүүгө катышат. Окумуштуулар катуу убактысын, жылуулук бөлүнүшүн, бекемдикти жана тузга туруктуулукту өлчөөнү үйрөнгөн. Бетондун өмүрүнө таасир эткен майда тешиктер менен жаракалар да изилденет.</w:t>
       </w:r>
     </w:p>
     <w:p>
       <w:pPr>
-        <w:keepNext/>
-        <w:spacing w:before="240" w:after="120"/>
+        <w:pStyle w:val="Heading1"/>
+        <w:widowControl/>
       </w:pPr>
       <w:r>
-        <w:rPr>
-          <w:rFonts w:ascii="Calibri" w:hAnsi="Calibri" w:eastAsia="Calibri"/>
-          <w:b/>
-          <w:i w:val="0"/>
-          <w:color w:val="004E8C"/>
-          <w:sz w:val="28"/>
-        </w:rPr>
-        <w:t>Кийинки өнүгүүлөргө тийгизген таасири</w:t>
+        <w:t>Кийинки өнүгүүгө тийгизген таасири</w:t>
       </w:r>
     </w:p>
     <w:p>
       <w:pPr>
-        <w:spacing w:after="160" w:line="276" w:lineRule="auto"/>
+        <w:widowControl/>
       </w:pPr>
       <w:r>
-        <w:rPr>
-          <w:rFonts w:ascii="Calibri" w:hAnsi="Calibri" w:eastAsia="Calibri"/>
-          <w:b w:val="0"/>
-          <w:i w:val="0"/>
-          <w:sz w:val="22"/>
-        </w:rPr>
-        <w:t>Портландцемент калыпка куюлган ири курулуштарды иш жүзүнө ашырды. Ал темир-бетон каркастарын, туннелдерди, портторду, дамбаларды, автомагистралдарды жана курама курулуш тетиктерин жасоого негиз болду. Кийин инженерлер өтө бекем жана өзүнөн өзү тыгыздалуучу бетон аралашмаларын иштеп чыгышты. Азыр көмүр кычкыл газынын чыгышын азайтуу үчүн клинкердин бир бөлүгү шлак же күл менен алмаштырылат. Бул материал өтө пайдалуу болгону менен климатка кымбатка түшкөндүктөн, көмүртек изи аз цементтерди издөө уланууда.</w:t>
+        <w:t>Портландцемент чоң куюлма курулуштарды ишке жарамдуу кылган. Ал темир-бетон каркаска, туннелге, портко, дамбага, чоң жолго жана алдын ала даярдалган бөлүктөргө негиз болгон. Кийин инженерлер өтө бекем жана өзүнөн өзү тыгыздалган аралашмаларды түзгөн. Азыр чыгындыны азайтуу үчүн клинкердин бир бөлүгү шлак же учма күл сыяктуу зат менен алмаштырылат. Материал пайдалуу, бирок климат үчүн кымбат болгондуктан, көмүртек чыгындысы аз цемент изилдөөсү уланат.</w:t>
       </w:r>
     </w:p>
     <w:p>
       <w:pPr>
-        <w:keepNext/>
-        <w:spacing w:before="240" w:after="120"/>
+        <w:pStyle w:val="Heading1"/>
+        <w:widowControl/>
       </w:pPr>
       <w:r>
-        <w:rPr>
-          <w:rFonts w:ascii="Calibri" w:hAnsi="Calibri" w:eastAsia="Calibri"/>
-          <w:b/>
-          <w:i w:val="0"/>
-          <w:color w:val="004E8C"/>
-          <w:sz w:val="28"/>
-        </w:rPr>
-        <w:t>Адамдардын жашоосун кантип өзгөрткөн</w:t>
+        <w:t>Адамдардын жашоосун кантип өзгөрткөн?</w:t>
       </w:r>
     </w:p>
     <w:p>
       <w:pPr>
-        <w:spacing w:after="160" w:line="276" w:lineRule="auto"/>
+        <w:widowControl/>
       </w:pPr>
       <w:r>
-        <w:rPr>
-          <w:rFonts w:ascii="Calibri" w:hAnsi="Calibri" w:eastAsia="Calibri"/>
-          <w:b w:val="0"/>
-          <w:i w:val="0"/>
-          <w:sz w:val="22"/>
-        </w:rPr>
-        <w:t>Бетон бышык үйлөрдү, санитардык тутумдарды, жолдорду жана коомдук курулуштарды ири масштабда тез салууга мүмкүндүк берди. Азыр адамдар калыпка суюк абалда куюлуп жасалган имараттарда жашап, ошондой жолдор менен жүрүшөт. Бирок бул жетишкендик чоң карьерлердин, чаңдын жана күйүүчү май менен акиташтын химиясынан чыккан көмүр кычкыл газынын эсебинен келди. Туура эмес долбоор же кароосуз калган оңдоо арматураны дат бастырып, бетонду жаракалай алат. Дүйнө жүзүндөгү ушул эбегейсиз курулган чөйрөнү сактоо бүгүн жалпы милдетке айланды.</w:t>
+        <w:t>Бетон бышык турак жайды, санитардык системаларды, жолдорду жана коомдук курулуштарды чоң масштабда тез курууга шарт түзгөн. Адамдар нымдуу аралашманы калыпка куюудан башталган түзүлүштөрдө жашап, жүрөт. Пайда менен кошо ири таш казуу, чаң, отундан жана акиташ химиясынан чыккан көмүр кычкыл газы келген. Начар долбоор же оңдоонун жоктугу болот арматураны дат бастырып, бетонду жардырышы мүмкүн. Бул зор курулган чөйрөнү тейлөө азыр дүйнөлүк милдет.</w:t>
       </w:r>
     </w:p>
     <w:p>
       <w:pPr>
-        <w:keepNext/>
-        <w:spacing w:before="240" w:after="120"/>
+        <w:pStyle w:val="Heading1"/>
+        <w:widowControl/>
       </w:pPr>
       <w:r>
-        <w:rPr>
-          <w:rFonts w:ascii="Calibri" w:hAnsi="Calibri" w:eastAsia="Calibri"/>
-          <w:b/>
-          <w:i w:val="0"/>
-          <w:color w:val="004E8C"/>
-          <w:sz w:val="28"/>
-        </w:rPr>
-        <w:t>Булактар жана шилтемелер</w:t>
+        <w:t>Булактар жана кошумча окуу</w:t>
       </w:r>
     </w:p>
     <w:p>
       <w:pPr>
-        <w:keepNext/>
-        <w:spacing w:before="240" w:after="120"/>
+        <w:pStyle w:val="Heading2"/>
+        <w:widowControl/>
       </w:pPr>
       <w:r>
         <w:rPr>
-          <w:rFonts w:ascii="Calibri" w:hAnsi="Calibri" w:eastAsia="Calibri"/>
-          <w:b/>
-          <w:i w:val="0"/>
-          <w:color w:val="004E8C"/>
-          <w:sz w:val="24"/>
+          <w:sz w:val="20"/>
         </w:rPr>
-        <w:t>A. Китептер жана негизги илимий эмгектер</w:t>
+        <w:t>Китептер жана негизги илимий эмгектер</w:t>
       </w:r>
     </w:p>
     <w:p>
       <w:pPr>
-        <w:spacing w:after="80"/>
-        <w:ind w:left="360"/>
+        <w:widowControl/>
       </w:pPr>
       <w:r>
         <w:rPr>
-          <w:rFonts w:ascii="Calibri" w:hAnsi="Calibri" w:eastAsia="Calibri"/>
-          <w:b w:val="0"/>
-          <w:i w:val="0"/>
-          <w:sz w:val="22"/>
+          <w:sz w:val="20"/>
         </w:rPr>
-        <w:t>1. Hewlett, Peter C., and Martin Liska, eds. Lea's Chemistry of Cement and Concrete. 5th ed. Oxford: Butterworth-Heinemann, 2019.</w:t>
+        <w:t>1. Hewlett, Peter C., and Martin Liska, eds.Lea's Chemistry of Cement and Concrete. 5th ed. Oxford: Butterworth-Heinemann, 2019.</w:t>
       </w:r>
     </w:p>
     <w:p>
       <w:pPr>
-        <w:keepNext/>
-        <w:spacing w:before="240" w:after="120"/>
+        <w:pStyle w:val="Heading2"/>
+        <w:widowControl/>
       </w:pPr>
       <w:r>
         <w:rPr>
-          <w:rFonts w:ascii="Calibri" w:hAnsi="Calibri" w:eastAsia="Calibri"/>
-          <w:b/>
-          <w:i w:val="0"/>
-          <w:color w:val="004E8C"/>
-          <w:sz w:val="24"/>
+          <w:sz w:val="20"/>
         </w:rPr>
-        <w:t>C. Мекемелердин материалдары жана энциклопедиялык булактар</w:t>
+        <w:t>Уюмдардын жана энциклопедиялардын материалдары</w:t>
       </w:r>
     </w:p>
     <w:p>
       <w:pPr>
-        <w:spacing w:after="80"/>
-        <w:ind w:left="360"/>
+        <w:widowControl/>
       </w:pPr>
       <w:r>
         <w:rPr>
-          <w:rFonts w:ascii="Calibri" w:hAnsi="Calibri" w:eastAsia="Calibri"/>
-          <w:b w:val="0"/>
-          <w:i w:val="0"/>
-          <w:sz w:val="22"/>
+          <w:sz w:val="20"/>
         </w:rPr>
-        <w:t>1. Encyclopaedia Britannica. «Портландцемент».</w:t>
-      </w:r>
-      <w:r>
-        <w:rPr>
-          <w:rFonts w:ascii="Calibri" w:hAnsi="Calibri" w:eastAsia="Calibri"/>
-          <w:b w:val="0"/>
-          <w:i w:val="0"/>
-          <w:sz w:val="22"/>
-        </w:rPr>
-        <w:t xml:space="preserve"> </w:t>
+        <w:t xml:space="preserve">1. Encyclopaedia Britannica. 'Portland cement.' </w:t>
       </w:r>
       <w:hyperlink r:id="rId9">
         <w:r>
           <w:rPr>
-            <w:rFonts w:ascii="Calibri" w:hAnsi="Calibri" w:eastAsia="Calibri"/>
-            <w:b w:val="0"/>
-            <w:i w:val="0"/>
-            <w:sz w:val="22"/>
-            <w:color w:val="0563C1"/>
-            <w:u w:val="single"/>
+            <w:sz w:val="20"/>
           </w:rPr>
           <w:t>https://www.britannica.com/technology/portland-cement</w:t>
         </w:r>
       </w:hyperlink>
+      <w:r>
+        <w:rPr>
+          <w:sz w:val="20"/>
+        </w:rPr>
+      </w:r>
     </w:p>
     <w:p>
       <w:pPr>
-        <w:spacing w:after="80"/>
-        <w:ind w:left="360"/>
+        <w:widowControl/>
       </w:pPr>
       <w:r>
         <w:rPr>
-          <w:rFonts w:ascii="Calibri" w:hAnsi="Calibri" w:eastAsia="Calibri"/>
-          <w:b w:val="0"/>
-          <w:i w:val="0"/>
-          <w:sz w:val="22"/>
+          <w:sz w:val="20"/>
         </w:rPr>
-        <w:t>2. Encyclopaedia Britannica. «Бетон».</w:t>
-      </w:r>
-      <w:r>
-        <w:rPr>
-          <w:rFonts w:ascii="Calibri" w:hAnsi="Calibri" w:eastAsia="Calibri"/>
-          <w:b w:val="0"/>
-          <w:i w:val="0"/>
-          <w:sz w:val="22"/>
-        </w:rPr>
-        <w:t xml:space="preserve"> </w:t>
+        <w:t xml:space="preserve">2. Encyclopaedia Britannica. 'Concrete.' </w:t>
       </w:r>
       <w:hyperlink r:id="rId10">
         <w:r>
           <w:rPr>
-            <w:rFonts w:ascii="Calibri" w:hAnsi="Calibri" w:eastAsia="Calibri"/>
-            <w:b w:val="0"/>
-            <w:i w:val="0"/>
-            <w:sz w:val="22"/>
-            <w:color w:val="0563C1"/>
-            <w:u w:val="single"/>
+            <w:sz w:val="20"/>
           </w:rPr>
           <w:t>https://www.britannica.com/technology/concrete-building-material</w:t>
         </w:r>
       </w:hyperlink>
-    </w:p>
-    <w:p>
-      <w:pPr>
-        <w:keepNext/>
-        <w:spacing w:before="240" w:after="120"/>
-      </w:pPr>
       <w:r>
         <w:rPr>
-          <w:rFonts w:ascii="Calibri" w:hAnsi="Calibri" w:eastAsia="Calibri"/>
-          <w:b/>
-          <w:i w:val="0"/>
-          <w:color w:val="004E8C"/>
-          <w:sz w:val="24"/>
+          <w:sz w:val="20"/>
         </w:rPr>
-        <w:t>J. Басма сөз, илимий-популярдуу жана жалпы маалымат булактары</w:t>
       </w:r>
     </w:p>
     <w:p>
       <w:pPr>
-        <w:spacing w:after="80"/>
-        <w:ind w:left="360"/>
+        <w:pStyle w:val="Heading2"/>
+        <w:widowControl/>
       </w:pPr>
       <w:r>
         <w:rPr>
-          <w:rFonts w:ascii="Calibri" w:hAnsi="Calibri" w:eastAsia="Calibri"/>
-          <w:b w:val="0"/>
-          <w:i w:val="0"/>
-          <w:sz w:val="22"/>
+          <w:sz w:val="20"/>
         </w:rPr>
-        <w:t>1. Smithsonian Magazine. «Бетондун жашыруун тарыхы».</w:t>
+        <w:t>Басма сөз, илимий-популярдуу жана маалымдама материалдар</w:t>
       </w:r>
+    </w:p>
+    <w:p>
+      <w:pPr>
+        <w:widowControl/>
+      </w:pPr>
       <w:r>
         <w:rPr>
-          <w:rFonts w:ascii="Calibri" w:hAnsi="Calibri" w:eastAsia="Calibri"/>
-          <w:b w:val="0"/>
-          <w:i w:val="0"/>
-          <w:sz w:val="22"/>
+          <w:sz w:val="20"/>
         </w:rPr>
-        <w:t xml:space="preserve"> </w:t>
+        <w:t xml:space="preserve">1. Smithsonian Magazine. 'The Secret History of Concrete.' </w:t>
       </w:r>
       <w:hyperlink r:id="rId11">
         <w:r>
           <w:rPr>
-            <w:rFonts w:ascii="Calibri" w:hAnsi="Calibri" w:eastAsia="Calibri"/>
-            <w:b w:val="0"/>
-            <w:i w:val="0"/>
-            <w:sz w:val="22"/>
-            <w:color w:val="0563C1"/>
-            <w:u w:val="single"/>
+            <w:sz w:val="20"/>
           </w:rPr>
           <w:t>https://www.smithsonianmag.com/history/the-secrets-of-ancient-roman-concrete-120995537/</w:t>
         </w:r>
       </w:hyperlink>
+      <w:r>
+        <w:rPr>
+          <w:sz w:val="20"/>
+        </w:rPr>
+      </w:r>
     </w:p>
     <w:sectPr>
-      <w:pgSz w:w="12240" w:h="15840"/>
-      <w:pgMar w:top="1296" w:right="1440" w:bottom="1296" w:left="1440" w:header="720" w:footer="720" w:gutter="0"/>
+      <w:footerReference w:type="default" r:id="rId12"/>
+      <w:pgSz w:w="11906" w:h="16838"/>
+      <w:pgMar w:top="1020" w:right="1134" w:bottom="1020" w:left="1134" w:header="720" w:footer="720" w:gutter="0"/>
       <w:cols w:space="720"/>
       <w:docGrid w:linePitch="360"/>
     </w:sectPr>
   </w:body>
 </w:document>
+</file>
+
+<file path=word/footer1.xml><?xml version="1.0" encoding="utf-8"?>
+<w:ftr xmlns:m="http://schemas.openxmlformats.org/officeDocument/2006/math" xmlns:mc="http://schemas.openxmlformats.org/markup-compatibility/2006" xmlns:mo="http://schemas.microsoft.com/office/mac/office/2008/main" xmlns:mv="urn:schemas-microsoft-com:mac:vml" xmlns:o="urn:schemas-microsoft-com:office:office" xmlns:r="http://schemas.openxmlformats.org/officeDocument/2006/relationships" xmlns:v="urn:schemas-microsoft-com:vml" xmlns:w10="urn:schemas-microsoft-com:office:word" xmlns:w14="http://schemas.microsoft.com/office/word/2010/wordml" xmlns:w="http://schemas.openxmlformats.org/wordprocessingml/2006/main" xmlns:wne="http://schemas.microsoft.com/office/word/2006/wordml" xmlns:wp14="http://schemas.microsoft.com/office/word/2010/wordprocessingDrawing" xmlns:wp="http://schemas.openxmlformats.org/drawingml/2006/wordprocessingDrawing" xmlns:wpc="http://schemas.microsoft.com/office/word/2010/wordprocessingCanvas" xmlns:wpg="http://schemas.microsoft.com/office/word/2010/wordprocessingGroup" xmlns:wpi="http://schemas.microsoft.com/office/word/2010/wordprocessingInk" xmlns:wps="http://schemas.microsoft.com/office/word/2010/wordprocessingShape" mc:Ignorable="w14 wp14">
+  <w:p>
+    <w:pPr>
+      <w:pStyle w:val="Footer"/>
+      <w:jc w:val="right"/>
+    </w:pPr>
+    <w:fldSimple w:instr="PAGE"/>
+  </w:p>
+</w:ftr>
 </file>
 
 <file path=word/numbering.xml><?xml version="1.0" encoding="utf-8"?>
@@ -735,7 +558,7 @@
   <w:docDefaults>
     <w:rPrDefault>
       <w:rPr>
-        <w:rFonts w:asciiTheme="minorHAnsi" w:eastAsiaTheme="minorEastAsia" w:hAnsiTheme="minorHAnsi" w:cstheme="minorBidi"/>
+        <w:rFonts/>
         <w:sz w:val="22"/>
         <w:szCs w:val="22"/>
         <w:lang w:val="en-US" w:eastAsia="en-US" w:bidi="ar-SA"/>
@@ -890,6 +713,15 @@
     <w:name w:val="Normal"/>
     <w:qFormat/>
     <w:rsid w:val="00FC693F"/>
+    <w:pPr>
+      <w:spacing w:after="120" w:line="259" w:lineRule="auto"/>
+    </w:pPr>
+    <w:rPr>
+      <w:rFonts w:ascii="Times New Roman" w:hAnsi="Times New Roman"/>
+      <w:color w:val="000000"/>
+      <w:sz w:val="24"/>
+      <w:lang w:val="ky-KG"/>
+    </w:rPr>
   </w:style>
   <w:style w:type="paragraph" w:styleId="Header">
     <w:name w:val="header"/>
@@ -946,16 +778,17 @@
     <w:pPr>
       <w:keepNext/>
       <w:keepLines/>
-      <w:spacing w:before="480" w:after="0"/>
+      <w:spacing w:before="480" w:after="120" w:line="259" w:lineRule="auto"/>
       <w:outlineLvl w:val="0"/>
     </w:pPr>
     <w:rPr>
-      <w:rFonts w:asciiTheme="majorHAnsi" w:eastAsiaTheme="majorEastAsia" w:hAnsiTheme="majorHAnsi" w:cstheme="majorBidi"/>
+      <w:rFonts w:ascii="Times New Roman" w:hAnsi="Times New Roman"/>
       <w:b/>
       <w:bCs/>
-      <w:color w:val="365F91" w:themeColor="accent1" w:themeShade="BF"/>
-      <w:sz w:val="28"/>
+      <w:color w:val="000000"/>
+      <w:sz w:val="26"/>
       <w:szCs w:val="28"/>
+      <w:lang w:val="ky-KG"/>
     </w:rPr>
   </w:style>
   <w:style w:type="paragraph" w:styleId="Heading2">
@@ -970,16 +803,17 @@
     <w:pPr>
       <w:keepNext/>
       <w:keepLines/>
-      <w:spacing w:before="200" w:after="0"/>
+      <w:spacing w:before="200" w:after="120" w:line="259" w:lineRule="auto"/>
       <w:outlineLvl w:val="1"/>
     </w:pPr>
     <w:rPr>
-      <w:rFonts w:asciiTheme="majorHAnsi" w:eastAsiaTheme="majorEastAsia" w:hAnsiTheme="majorHAnsi" w:cstheme="majorBidi"/>
+      <w:rFonts w:ascii="Times New Roman" w:hAnsi="Times New Roman"/>
       <w:b/>
       <w:bCs/>
-      <w:color w:val="4F81BD" w:themeColor="accent1"/>
+      <w:color w:val="000000"/>
       <w:sz w:val="26"/>
       <w:szCs w:val="26"/>
+      <w:lang w:val="ky-KG"/>
     </w:rPr>
   </w:style>
   <w:style w:type="paragraph" w:styleId="Heading3">
@@ -998,7 +832,7 @@
       <w:outlineLvl w:val="2"/>
     </w:pPr>
     <w:rPr>
-      <w:rFonts w:asciiTheme="majorHAnsi" w:eastAsiaTheme="majorEastAsia" w:hAnsiTheme="majorHAnsi" w:cstheme="majorBidi"/>
+      <w:rFonts/>
       <w:b/>
       <w:bCs/>
       <w:color w:val="4F81BD" w:themeColor="accent1"/>
@@ -1021,7 +855,7 @@
       <w:outlineLvl w:val="3"/>
     </w:pPr>
     <w:rPr>
-      <w:rFonts w:asciiTheme="majorHAnsi" w:eastAsiaTheme="majorEastAsia" w:hAnsiTheme="majorHAnsi" w:cstheme="majorBidi"/>
+      <w:rFonts/>
       <w:b/>
       <w:bCs/>
       <w:i/>
@@ -1046,7 +880,7 @@
       <w:outlineLvl w:val="4"/>
     </w:pPr>
     <w:rPr>
-      <w:rFonts w:asciiTheme="majorHAnsi" w:eastAsiaTheme="majorEastAsia" w:hAnsiTheme="majorHAnsi" w:cstheme="majorBidi"/>
+      <w:rFonts/>
       <w:color w:val="243F60" w:themeColor="accent1" w:themeShade="7F"/>
     </w:rPr>
   </w:style>
@@ -1067,7 +901,7 @@
       <w:outlineLvl w:val="5"/>
     </w:pPr>
     <w:rPr>
-      <w:rFonts w:asciiTheme="majorHAnsi" w:eastAsiaTheme="majorEastAsia" w:hAnsiTheme="majorHAnsi" w:cstheme="majorBidi"/>
+      <w:rFonts/>
       <w:i/>
       <w:iCs/>
       <w:color w:val="243F60" w:themeColor="accent1" w:themeShade="7F"/>
@@ -1090,7 +924,7 @@
       <w:outlineLvl w:val="6"/>
     </w:pPr>
     <w:rPr>
-      <w:rFonts w:asciiTheme="majorHAnsi" w:eastAsiaTheme="majorEastAsia" w:hAnsiTheme="majorHAnsi" w:cstheme="majorBidi"/>
+      <w:rFonts/>
       <w:i/>
       <w:iCs/>
       <w:color w:val="404040" w:themeColor="text1" w:themeTint="BF"/>
@@ -1113,7 +947,7 @@
       <w:outlineLvl w:val="7"/>
     </w:pPr>
     <w:rPr>
-      <w:rFonts w:asciiTheme="majorHAnsi" w:eastAsiaTheme="majorEastAsia" w:hAnsiTheme="majorHAnsi" w:cstheme="majorBidi"/>
+      <w:rFonts/>
       <w:color w:val="4F81BD" w:themeColor="accent1"/>
       <w:sz w:val="20"/>
       <w:szCs w:val="20"/>
@@ -1136,7 +970,7 @@
       <w:outlineLvl w:val="8"/>
     </w:pPr>
     <w:rPr>
-      <w:rFonts w:asciiTheme="majorHAnsi" w:eastAsiaTheme="majorEastAsia" w:hAnsiTheme="majorHAnsi" w:cstheme="majorBidi"/>
+      <w:rFonts/>
       <w:i/>
       <w:iCs/>
       <w:color w:val="404040" w:themeColor="text1" w:themeTint="BF"/>
@@ -1187,7 +1021,7 @@
     <w:uiPriority w:val="9"/>
     <w:rsid w:val="00FC693F"/>
     <w:rPr>
-      <w:rFonts w:asciiTheme="majorHAnsi" w:eastAsiaTheme="majorEastAsia" w:hAnsiTheme="majorHAnsi" w:cstheme="majorBidi"/>
+      <w:rFonts/>
       <w:b/>
       <w:bCs/>
       <w:color w:val="365F91" w:themeColor="accent1" w:themeShade="BF"/>
@@ -1202,7 +1036,7 @@
     <w:uiPriority w:val="9"/>
     <w:rsid w:val="00FC693F"/>
     <w:rPr>
-      <w:rFonts w:asciiTheme="majorHAnsi" w:eastAsiaTheme="majorEastAsia" w:hAnsiTheme="majorHAnsi" w:cstheme="majorBidi"/>
+      <w:rFonts/>
       <w:b/>
       <w:bCs/>
       <w:color w:val="4F81BD" w:themeColor="accent1"/>
@@ -1217,7 +1051,7 @@
     <w:uiPriority w:val="9"/>
     <w:rsid w:val="00FC693F"/>
     <w:rPr>
-      <w:rFonts w:asciiTheme="majorHAnsi" w:eastAsiaTheme="majorEastAsia" w:hAnsiTheme="majorHAnsi" w:cstheme="majorBidi"/>
+      <w:rFonts/>
       <w:b/>
       <w:bCs/>
       <w:color w:val="4F81BD" w:themeColor="accent1"/>
@@ -1232,19 +1066,17 @@
     <w:qFormat/>
     <w:rsid w:val="00FC693F"/>
     <w:pPr>
-      <w:pBdr>
-        <w:bottom w:val="single" w:sz="8" w:space="4" w:color="4F81BD" w:themeColor="accent1"/>
-      </w:pBdr>
-      <w:spacing w:after="300" w:line="240" w:lineRule="auto"/>
+      <w:spacing w:after="120" w:line="259" w:lineRule="auto"/>
       <w:contextualSpacing/>
     </w:pPr>
     <w:rPr>
-      <w:rFonts w:asciiTheme="majorHAnsi" w:eastAsiaTheme="majorEastAsia" w:hAnsiTheme="majorHAnsi" w:cstheme="majorBidi"/>
-      <w:color w:val="17365D" w:themeColor="text2" w:themeShade="BF"/>
+      <w:rFonts w:ascii="Times New Roman" w:hAnsi="Times New Roman"/>
+      <w:color w:val="000000"/>
       <w:spacing w:val="5"/>
       <w:kern w:val="28"/>
-      <w:sz w:val="52"/>
+      <w:sz w:val="40"/>
       <w:szCs w:val="52"/>
+      <w:lang w:val="ky-KG"/>
     </w:rPr>
   </w:style>
   <w:style w:type="character" w:customStyle="1" w:styleId="TitleChar">
@@ -1254,7 +1086,7 @@
     <w:uiPriority w:val="10"/>
     <w:rsid w:val="00FC693F"/>
     <w:rPr>
-      <w:rFonts w:asciiTheme="majorHAnsi" w:eastAsiaTheme="majorEastAsia" w:hAnsiTheme="majorHAnsi" w:cstheme="majorBidi"/>
+      <w:rFonts/>
       <w:color w:val="17365D" w:themeColor="text2" w:themeShade="BF"/>
       <w:spacing w:val="5"/>
       <w:kern w:val="28"/>
@@ -1276,7 +1108,7 @@
       </w:numPr>
     </w:pPr>
     <w:rPr>
-      <w:rFonts w:asciiTheme="majorHAnsi" w:eastAsiaTheme="majorEastAsia" w:hAnsiTheme="majorHAnsi" w:cstheme="majorBidi"/>
+      <w:rFonts/>
       <w:i/>
       <w:iCs/>
       <w:color w:val="4F81BD" w:themeColor="accent1"/>
@@ -1292,7 +1124,7 @@
     <w:uiPriority w:val="11"/>
     <w:rsid w:val="00FC693F"/>
     <w:rPr>
-      <w:rFonts w:asciiTheme="majorHAnsi" w:eastAsiaTheme="majorEastAsia" w:hAnsiTheme="majorHAnsi" w:cstheme="majorBidi"/>
+      <w:rFonts/>
       <w:i/>
       <w:iCs/>
       <w:color w:val="4F81BD" w:themeColor="accent1"/>
@@ -1417,8 +1249,15 @@
       <w:numPr>
         <w:numId w:val="1"/>
       </w:numPr>
+      <w:spacing w:after="120" w:line="259" w:lineRule="auto"/>
       <w:contextualSpacing/>
     </w:pPr>
+    <w:rPr>
+      <w:rFonts w:ascii="Times New Roman" w:hAnsi="Times New Roman"/>
+      <w:color w:val="000000"/>
+      <w:sz w:val="24"/>
+      <w:lang w:val="ky-KG"/>
+    </w:rPr>
   </w:style>
   <w:style w:type="paragraph" w:styleId="ListBullet2">
     <w:name w:val="List Bullet 2"/>
@@ -1590,7 +1429,7 @@
     <w:semiHidden/>
     <w:rsid w:val="00FC693F"/>
     <w:rPr>
-      <w:rFonts w:asciiTheme="majorHAnsi" w:eastAsiaTheme="majorEastAsia" w:hAnsiTheme="majorHAnsi" w:cstheme="majorBidi"/>
+      <w:rFonts/>
       <w:b/>
       <w:bCs/>
       <w:i/>
@@ -1606,7 +1445,7 @@
     <w:semiHidden/>
     <w:rsid w:val="00FC693F"/>
     <w:rPr>
-      <w:rFonts w:asciiTheme="majorHAnsi" w:eastAsiaTheme="majorEastAsia" w:hAnsiTheme="majorHAnsi" w:cstheme="majorBidi"/>
+      <w:rFonts/>
       <w:color w:val="243F60" w:themeColor="accent1" w:themeShade="7F"/>
     </w:rPr>
   </w:style>
@@ -1618,7 +1457,7 @@
     <w:semiHidden/>
     <w:rsid w:val="00FC693F"/>
     <w:rPr>
-      <w:rFonts w:asciiTheme="majorHAnsi" w:eastAsiaTheme="majorEastAsia" w:hAnsiTheme="majorHAnsi" w:cstheme="majorBidi"/>
+      <w:rFonts/>
       <w:i/>
       <w:iCs/>
       <w:color w:val="243F60" w:themeColor="accent1" w:themeShade="7F"/>
@@ -1632,7 +1471,7 @@
     <w:semiHidden/>
     <w:rsid w:val="00FC693F"/>
     <w:rPr>
-      <w:rFonts w:asciiTheme="majorHAnsi" w:eastAsiaTheme="majorEastAsia" w:hAnsiTheme="majorHAnsi" w:cstheme="majorBidi"/>
+      <w:rFonts/>
       <w:i/>
       <w:iCs/>
       <w:color w:val="404040" w:themeColor="text1" w:themeTint="BF"/>
@@ -1646,7 +1485,7 @@
     <w:semiHidden/>
     <w:rsid w:val="00FC693F"/>
     <w:rPr>
-      <w:rFonts w:asciiTheme="majorHAnsi" w:eastAsiaTheme="majorEastAsia" w:hAnsiTheme="majorHAnsi" w:cstheme="majorBidi"/>
+      <w:rFonts/>
       <w:color w:val="4F81BD" w:themeColor="accent1"/>
       <w:sz w:val="20"/>
       <w:szCs w:val="20"/>
@@ -1660,7 +1499,7 @@
     <w:semiHidden/>
     <w:rsid w:val="00FC693F"/>
     <w:rPr>
-      <w:rFonts w:asciiTheme="majorHAnsi" w:eastAsiaTheme="majorEastAsia" w:hAnsiTheme="majorHAnsi" w:cstheme="majorBidi"/>
+      <w:rFonts/>
       <w:i/>
       <w:iCs/>
       <w:color w:val="404040" w:themeColor="text1" w:themeTint="BF"/>
@@ -1719,9 +1558,6 @@
     <w:qFormat/>
     <w:rsid w:val="00FC693F"/>
     <w:pPr>
-      <w:pBdr>
-        <w:bottom w:val="single" w:sz="4" w:space="4" w:color="4F81BD" w:themeColor="accent1"/>
-      </w:pBdr>
       <w:spacing w:before="200" w:after="280"/>
       <w:ind w:left="936" w:right="936"/>
     </w:pPr>
@@ -3249,7 +3085,7 @@
         <w:spacing w:before="0" w:after="0" w:line="240" w:lineRule="auto"/>
       </w:pPr>
       <w:rPr>
-        <w:rFonts w:asciiTheme="majorHAnsi" w:eastAsiaTheme="majorEastAsia" w:hAnsiTheme="majorHAnsi" w:cstheme="majorBidi"/>
+        <w:rFonts/>
         <w:b/>
         <w:bCs/>
       </w:rPr>
@@ -3270,7 +3106,7 @@
         <w:spacing w:before="0" w:after="0" w:line="240" w:lineRule="auto"/>
       </w:pPr>
       <w:rPr>
-        <w:rFonts w:asciiTheme="majorHAnsi" w:eastAsiaTheme="majorEastAsia" w:hAnsiTheme="majorHAnsi" w:cstheme="majorBidi"/>
+        <w:rFonts/>
         <w:b/>
         <w:bCs/>
       </w:rPr>
@@ -3288,14 +3124,14 @@
     </w:tblStylePr>
     <w:tblStylePr w:type="firstCol">
       <w:rPr>
-        <w:rFonts w:asciiTheme="majorHAnsi" w:eastAsiaTheme="majorEastAsia" w:hAnsiTheme="majorHAnsi" w:cstheme="majorBidi"/>
+        <w:rFonts/>
         <w:b/>
         <w:bCs/>
       </w:rPr>
     </w:tblStylePr>
     <w:tblStylePr w:type="lastCol">
       <w:rPr>
-        <w:rFonts w:asciiTheme="majorHAnsi" w:eastAsiaTheme="majorEastAsia" w:hAnsiTheme="majorHAnsi" w:cstheme="majorBidi"/>
+        <w:rFonts/>
         <w:b/>
         <w:bCs/>
       </w:rPr>
@@ -3379,7 +3215,7 @@
         <w:spacing w:before="0" w:after="0" w:line="240" w:lineRule="auto"/>
       </w:pPr>
       <w:rPr>
-        <w:rFonts w:asciiTheme="majorHAnsi" w:eastAsiaTheme="majorEastAsia" w:hAnsiTheme="majorHAnsi" w:cstheme="majorBidi"/>
+        <w:rFonts/>
         <w:b/>
         <w:bCs/>
       </w:rPr>
@@ -3400,7 +3236,7 @@
         <w:spacing w:before="0" w:after="0" w:line="240" w:lineRule="auto"/>
       </w:pPr>
       <w:rPr>
-        <w:rFonts w:asciiTheme="majorHAnsi" w:eastAsiaTheme="majorEastAsia" w:hAnsiTheme="majorHAnsi" w:cstheme="majorBidi"/>
+        <w:rFonts/>
         <w:b/>
         <w:bCs/>
       </w:rPr>
@@ -3418,14 +3254,14 @@
     </w:tblStylePr>
     <w:tblStylePr w:type="firstCol">
       <w:rPr>
-        <w:rFonts w:asciiTheme="majorHAnsi" w:eastAsiaTheme="majorEastAsia" w:hAnsiTheme="majorHAnsi" w:cstheme="majorBidi"/>
+        <w:rFonts/>
         <w:b/>
         <w:bCs/>
       </w:rPr>
     </w:tblStylePr>
     <w:tblStylePr w:type="lastCol">
       <w:rPr>
-        <w:rFonts w:asciiTheme="majorHAnsi" w:eastAsiaTheme="majorEastAsia" w:hAnsiTheme="majorHAnsi" w:cstheme="majorBidi"/>
+        <w:rFonts/>
         <w:b/>
         <w:bCs/>
       </w:rPr>
@@ -3509,7 +3345,7 @@
         <w:spacing w:before="0" w:after="0" w:line="240" w:lineRule="auto"/>
       </w:pPr>
       <w:rPr>
-        <w:rFonts w:asciiTheme="majorHAnsi" w:eastAsiaTheme="majorEastAsia" w:hAnsiTheme="majorHAnsi" w:cstheme="majorBidi"/>
+        <w:rFonts/>
         <w:b/>
         <w:bCs/>
       </w:rPr>
@@ -3530,7 +3366,7 @@
         <w:spacing w:before="0" w:after="0" w:line="240" w:lineRule="auto"/>
       </w:pPr>
       <w:rPr>
-        <w:rFonts w:asciiTheme="majorHAnsi" w:eastAsiaTheme="majorEastAsia" w:hAnsiTheme="majorHAnsi" w:cstheme="majorBidi"/>
+        <w:rFonts/>
         <w:b/>
         <w:bCs/>
       </w:rPr>
@@ -3548,14 +3384,14 @@
     </w:tblStylePr>
     <w:tblStylePr w:type="firstCol">
       <w:rPr>
-        <w:rFonts w:asciiTheme="majorHAnsi" w:eastAsiaTheme="majorEastAsia" w:hAnsiTheme="majorHAnsi" w:cstheme="majorBidi"/>
+        <w:rFonts/>
         <w:b/>
         <w:bCs/>
       </w:rPr>
     </w:tblStylePr>
     <w:tblStylePr w:type="lastCol">
       <w:rPr>
-        <w:rFonts w:asciiTheme="majorHAnsi" w:eastAsiaTheme="majorEastAsia" w:hAnsiTheme="majorHAnsi" w:cstheme="majorBidi"/>
+        <w:rFonts/>
         <w:b/>
         <w:bCs/>
       </w:rPr>
@@ -3639,7 +3475,7 @@
         <w:spacing w:before="0" w:after="0" w:line="240" w:lineRule="auto"/>
       </w:pPr>
       <w:rPr>
-        <w:rFonts w:asciiTheme="majorHAnsi" w:eastAsiaTheme="majorEastAsia" w:hAnsiTheme="majorHAnsi" w:cstheme="majorBidi"/>
+        <w:rFonts/>
         <w:b/>
         <w:bCs/>
       </w:rPr>
@@ -3660,7 +3496,7 @@
         <w:spacing w:before="0" w:after="0" w:line="240" w:lineRule="auto"/>
       </w:pPr>
       <w:rPr>
-        <w:rFonts w:asciiTheme="majorHAnsi" w:eastAsiaTheme="majorEastAsia" w:hAnsiTheme="majorHAnsi" w:cstheme="majorBidi"/>
+        <w:rFonts/>
         <w:b/>
         <w:bCs/>
       </w:rPr>
@@ -3678,14 +3514,14 @@
     </w:tblStylePr>
     <w:tblStylePr w:type="firstCol">
       <w:rPr>
-        <w:rFonts w:asciiTheme="majorHAnsi" w:eastAsiaTheme="majorEastAsia" w:hAnsiTheme="majorHAnsi" w:cstheme="majorBidi"/>
+        <w:rFonts/>
         <w:b/>
         <w:bCs/>
       </w:rPr>
     </w:tblStylePr>
     <w:tblStylePr w:type="lastCol">
       <w:rPr>
-        <w:rFonts w:asciiTheme="majorHAnsi" w:eastAsiaTheme="majorEastAsia" w:hAnsiTheme="majorHAnsi" w:cstheme="majorBidi"/>
+        <w:rFonts/>
         <w:b/>
         <w:bCs/>
       </w:rPr>
@@ -3769,7 +3605,7 @@
         <w:spacing w:before="0" w:after="0" w:line="240" w:lineRule="auto"/>
       </w:pPr>
       <w:rPr>
-        <w:rFonts w:asciiTheme="majorHAnsi" w:eastAsiaTheme="majorEastAsia" w:hAnsiTheme="majorHAnsi" w:cstheme="majorBidi"/>
+        <w:rFonts/>
         <w:b/>
         <w:bCs/>
       </w:rPr>
@@ -3790,7 +3626,7 @@
         <w:spacing w:before="0" w:after="0" w:line="240" w:lineRule="auto"/>
       </w:pPr>
       <w:rPr>
-        <w:rFonts w:asciiTheme="majorHAnsi" w:eastAsiaTheme="majorEastAsia" w:hAnsiTheme="majorHAnsi" w:cstheme="majorBidi"/>
+        <w:rFonts/>
         <w:b/>
         <w:bCs/>
       </w:rPr>
@@ -3808,14 +3644,14 @@
     </w:tblStylePr>
     <w:tblStylePr w:type="firstCol">
       <w:rPr>
-        <w:rFonts w:asciiTheme="majorHAnsi" w:eastAsiaTheme="majorEastAsia" w:hAnsiTheme="majorHAnsi" w:cstheme="majorBidi"/>
+        <w:rFonts/>
         <w:b/>
         <w:bCs/>
       </w:rPr>
     </w:tblStylePr>
     <w:tblStylePr w:type="lastCol">
       <w:rPr>
-        <w:rFonts w:asciiTheme="majorHAnsi" w:eastAsiaTheme="majorEastAsia" w:hAnsiTheme="majorHAnsi" w:cstheme="majorBidi"/>
+        <w:rFonts/>
         <w:b/>
         <w:bCs/>
       </w:rPr>
@@ -3899,7 +3735,7 @@
         <w:spacing w:before="0" w:after="0" w:line="240" w:lineRule="auto"/>
       </w:pPr>
       <w:rPr>
-        <w:rFonts w:asciiTheme="majorHAnsi" w:eastAsiaTheme="majorEastAsia" w:hAnsiTheme="majorHAnsi" w:cstheme="majorBidi"/>
+        <w:rFonts/>
         <w:b/>
         <w:bCs/>
       </w:rPr>
@@ -3920,7 +3756,7 @@
         <w:spacing w:before="0" w:after="0" w:line="240" w:lineRule="auto"/>
       </w:pPr>
       <w:rPr>
-        <w:rFonts w:asciiTheme="majorHAnsi" w:eastAsiaTheme="majorEastAsia" w:hAnsiTheme="majorHAnsi" w:cstheme="majorBidi"/>
+        <w:rFonts/>
         <w:b/>
         <w:bCs/>
       </w:rPr>
@@ -3938,14 +3774,14 @@
     </w:tblStylePr>
     <w:tblStylePr w:type="firstCol">
       <w:rPr>
-        <w:rFonts w:asciiTheme="majorHAnsi" w:eastAsiaTheme="majorEastAsia" w:hAnsiTheme="majorHAnsi" w:cstheme="majorBidi"/>
+        <w:rFonts/>
         <w:b/>
         <w:bCs/>
       </w:rPr>
     </w:tblStylePr>
     <w:tblStylePr w:type="lastCol">
       <w:rPr>
-        <w:rFonts w:asciiTheme="majorHAnsi" w:eastAsiaTheme="majorEastAsia" w:hAnsiTheme="majorHAnsi" w:cstheme="majorBidi"/>
+        <w:rFonts/>
         <w:b/>
         <w:bCs/>
       </w:rPr>
@@ -4029,7 +3865,7 @@
         <w:spacing w:before="0" w:after="0" w:line="240" w:lineRule="auto"/>
       </w:pPr>
       <w:rPr>
-        <w:rFonts w:asciiTheme="majorHAnsi" w:eastAsiaTheme="majorEastAsia" w:hAnsiTheme="majorHAnsi" w:cstheme="majorBidi"/>
+        <w:rFonts/>
         <w:b/>
         <w:bCs/>
       </w:rPr>
@@ -4050,7 +3886,7 @@
         <w:spacing w:before="0" w:after="0" w:line="240" w:lineRule="auto"/>
       </w:pPr>
       <w:rPr>
-        <w:rFonts w:asciiTheme="majorHAnsi" w:eastAsiaTheme="majorEastAsia" w:hAnsiTheme="majorHAnsi" w:cstheme="majorBidi"/>
+        <w:rFonts/>
         <w:b/>
         <w:bCs/>
       </w:rPr>
@@ -4068,14 +3904,14 @@
     </w:tblStylePr>
     <w:tblStylePr w:type="firstCol">
       <w:rPr>
-        <w:rFonts w:asciiTheme="majorHAnsi" w:eastAsiaTheme="majorEastAsia" w:hAnsiTheme="majorHAnsi" w:cstheme="majorBidi"/>
+        <w:rFonts/>
         <w:b/>
         <w:bCs/>
       </w:rPr>
     </w:tblStylePr>
     <w:tblStylePr w:type="lastCol">
       <w:rPr>
-        <w:rFonts w:asciiTheme="majorHAnsi" w:eastAsiaTheme="majorEastAsia" w:hAnsiTheme="majorHAnsi" w:cstheme="majorBidi"/>
+        <w:rFonts/>
         <w:b/>
         <w:bCs/>
       </w:rPr>
@@ -5940,7 +5776,7 @@
     </w:tblPr>
     <w:tblStylePr w:type="firstRow">
       <w:rPr>
-        <w:rFonts w:asciiTheme="majorHAnsi" w:eastAsiaTheme="majorEastAsia" w:hAnsiTheme="majorHAnsi" w:cstheme="majorBidi"/>
+        <w:rFonts/>
       </w:rPr>
       <w:tblPr/>
       <w:tcPr>
@@ -6024,7 +5860,7 @@
     </w:tblPr>
     <w:tblStylePr w:type="firstRow">
       <w:rPr>
-        <w:rFonts w:asciiTheme="majorHAnsi" w:eastAsiaTheme="majorEastAsia" w:hAnsiTheme="majorHAnsi" w:cstheme="majorBidi"/>
+        <w:rFonts/>
       </w:rPr>
       <w:tblPr/>
       <w:tcPr>
@@ -6108,7 +5944,7 @@
     </w:tblPr>
     <w:tblStylePr w:type="firstRow">
       <w:rPr>
-        <w:rFonts w:asciiTheme="majorHAnsi" w:eastAsiaTheme="majorEastAsia" w:hAnsiTheme="majorHAnsi" w:cstheme="majorBidi"/>
+        <w:rFonts/>
       </w:rPr>
       <w:tblPr/>
       <w:tcPr>
@@ -6192,7 +6028,7 @@
     </w:tblPr>
     <w:tblStylePr w:type="firstRow">
       <w:rPr>
-        <w:rFonts w:asciiTheme="majorHAnsi" w:eastAsiaTheme="majorEastAsia" w:hAnsiTheme="majorHAnsi" w:cstheme="majorBidi"/>
+        <w:rFonts/>
       </w:rPr>
       <w:tblPr/>
       <w:tcPr>
@@ -6276,7 +6112,7 @@
     </w:tblPr>
     <w:tblStylePr w:type="firstRow">
       <w:rPr>
-        <w:rFonts w:asciiTheme="majorHAnsi" w:eastAsiaTheme="majorEastAsia" w:hAnsiTheme="majorHAnsi" w:cstheme="majorBidi"/>
+        <w:rFonts/>
       </w:rPr>
       <w:tblPr/>
       <w:tcPr>
@@ -6360,7 +6196,7 @@
     </w:tblPr>
     <w:tblStylePr w:type="firstRow">
       <w:rPr>
-        <w:rFonts w:asciiTheme="majorHAnsi" w:eastAsiaTheme="majorEastAsia" w:hAnsiTheme="majorHAnsi" w:cstheme="majorBidi"/>
+        <w:rFonts/>
       </w:rPr>
       <w:tblPr/>
       <w:tcPr>
@@ -6444,7 +6280,7 @@
     </w:tblPr>
     <w:tblStylePr w:type="firstRow">
       <w:rPr>
-        <w:rFonts w:asciiTheme="majorHAnsi" w:eastAsiaTheme="majorEastAsia" w:hAnsiTheme="majorHAnsi" w:cstheme="majorBidi"/>
+        <w:rFonts/>
       </w:rPr>
       <w:tblPr/>
       <w:tcPr>
@@ -6509,7 +6345,7 @@
       <w:spacing w:after="0" w:line="240" w:lineRule="auto"/>
     </w:pPr>
     <w:rPr>
-      <w:rFonts w:asciiTheme="majorHAnsi" w:eastAsiaTheme="majorEastAsia" w:hAnsiTheme="majorHAnsi" w:cstheme="majorBidi"/>
+      <w:rFonts/>
       <w:color w:val="000000" w:themeColor="text1"/>
     </w:rPr>
     <w:tblPr>
@@ -6637,7 +6473,7 @@
       <w:spacing w:after="0" w:line="240" w:lineRule="auto"/>
     </w:pPr>
     <w:rPr>
-      <w:rFonts w:asciiTheme="majorHAnsi" w:eastAsiaTheme="majorEastAsia" w:hAnsiTheme="majorHAnsi" w:cstheme="majorBidi"/>
+      <w:rFonts/>
       <w:color w:val="000000" w:themeColor="text1"/>
     </w:rPr>
     <w:tblPr>
@@ -6765,7 +6601,7 @@
       <w:spacing w:after="0" w:line="240" w:lineRule="auto"/>
     </w:pPr>
     <w:rPr>
-      <w:rFonts w:asciiTheme="majorHAnsi" w:eastAsiaTheme="majorEastAsia" w:hAnsiTheme="majorHAnsi" w:cstheme="majorBidi"/>
+      <w:rFonts/>
       <w:color w:val="000000" w:themeColor="text1"/>
     </w:rPr>
     <w:tblPr>
@@ -6893,7 +6729,7 @@
       <w:spacing w:after="0" w:line="240" w:lineRule="auto"/>
     </w:pPr>
     <w:rPr>
-      <w:rFonts w:asciiTheme="majorHAnsi" w:eastAsiaTheme="majorEastAsia" w:hAnsiTheme="majorHAnsi" w:cstheme="majorBidi"/>
+      <w:rFonts/>
       <w:color w:val="000000" w:themeColor="text1"/>
     </w:rPr>
     <w:tblPr>
@@ -7021,7 +6857,7 @@
       <w:spacing w:after="0" w:line="240" w:lineRule="auto"/>
     </w:pPr>
     <w:rPr>
-      <w:rFonts w:asciiTheme="majorHAnsi" w:eastAsiaTheme="majorEastAsia" w:hAnsiTheme="majorHAnsi" w:cstheme="majorBidi"/>
+      <w:rFonts/>
       <w:color w:val="000000" w:themeColor="text1"/>
     </w:rPr>
     <w:tblPr>
@@ -7149,7 +6985,7 @@
       <w:spacing w:after="0" w:line="240" w:lineRule="auto"/>
     </w:pPr>
     <w:rPr>
-      <w:rFonts w:asciiTheme="majorHAnsi" w:eastAsiaTheme="majorEastAsia" w:hAnsiTheme="majorHAnsi" w:cstheme="majorBidi"/>
+      <w:rFonts/>
       <w:color w:val="000000" w:themeColor="text1"/>
     </w:rPr>
     <w:tblPr>
@@ -7277,7 +7113,7 @@
       <w:spacing w:after="0" w:line="240" w:lineRule="auto"/>
     </w:pPr>
     <w:rPr>
-      <w:rFonts w:asciiTheme="majorHAnsi" w:eastAsiaTheme="majorEastAsia" w:hAnsiTheme="majorHAnsi" w:cstheme="majorBidi"/>
+      <w:rFonts/>
       <w:color w:val="000000" w:themeColor="text1"/>
     </w:rPr>
     <w:tblPr>
@@ -7916,7 +7752,7 @@
       <w:spacing w:after="0" w:line="240" w:lineRule="auto"/>
     </w:pPr>
     <w:rPr>
-      <w:rFonts w:asciiTheme="majorHAnsi" w:eastAsiaTheme="majorEastAsia" w:hAnsiTheme="majorHAnsi" w:cstheme="majorBidi"/>
+      <w:rFonts/>
       <w:color w:val="000000" w:themeColor="text1"/>
     </w:rPr>
     <w:tblPr>
@@ -8041,7 +7877,7 @@
       <w:spacing w:after="0" w:line="240" w:lineRule="auto"/>
     </w:pPr>
     <w:rPr>
-      <w:rFonts w:asciiTheme="majorHAnsi" w:eastAsiaTheme="majorEastAsia" w:hAnsiTheme="majorHAnsi" w:cstheme="majorBidi"/>
+      <w:rFonts/>
       <w:color w:val="000000" w:themeColor="text1"/>
     </w:rPr>
     <w:tblPr>
@@ -8166,7 +8002,7 @@
       <w:spacing w:after="0" w:line="240" w:lineRule="auto"/>
     </w:pPr>
     <w:rPr>
-      <w:rFonts w:asciiTheme="majorHAnsi" w:eastAsiaTheme="majorEastAsia" w:hAnsiTheme="majorHAnsi" w:cstheme="majorBidi"/>
+      <w:rFonts/>
       <w:color w:val="000000" w:themeColor="text1"/>
     </w:rPr>
     <w:tblPr>
@@ -8291,7 +8127,7 @@
       <w:spacing w:after="0" w:line="240" w:lineRule="auto"/>
     </w:pPr>
     <w:rPr>
-      <w:rFonts w:asciiTheme="majorHAnsi" w:eastAsiaTheme="majorEastAsia" w:hAnsiTheme="majorHAnsi" w:cstheme="majorBidi"/>
+      <w:rFonts/>
       <w:color w:val="000000" w:themeColor="text1"/>
     </w:rPr>
     <w:tblPr>
@@ -8416,7 +8252,7 @@
       <w:spacing w:after="0" w:line="240" w:lineRule="auto"/>
     </w:pPr>
     <w:rPr>
-      <w:rFonts w:asciiTheme="majorHAnsi" w:eastAsiaTheme="majorEastAsia" w:hAnsiTheme="majorHAnsi" w:cstheme="majorBidi"/>
+      <w:rFonts/>
       <w:color w:val="000000" w:themeColor="text1"/>
     </w:rPr>
     <w:tblPr>
@@ -8541,7 +8377,7 @@
       <w:spacing w:after="0" w:line="240" w:lineRule="auto"/>
     </w:pPr>
     <w:rPr>
-      <w:rFonts w:asciiTheme="majorHAnsi" w:eastAsiaTheme="majorEastAsia" w:hAnsiTheme="majorHAnsi" w:cstheme="majorBidi"/>
+      <w:rFonts/>
       <w:color w:val="000000" w:themeColor="text1"/>
     </w:rPr>
     <w:tblPr>
@@ -8666,7 +8502,7 @@
       <w:spacing w:after="0" w:line="240" w:lineRule="auto"/>
     </w:pPr>
     <w:rPr>
-      <w:rFonts w:asciiTheme="majorHAnsi" w:eastAsiaTheme="majorEastAsia" w:hAnsiTheme="majorHAnsi" w:cstheme="majorBidi"/>
+      <w:rFonts/>
       <w:color w:val="000000" w:themeColor="text1"/>
     </w:rPr>
     <w:tblPr>
